--- a/_inbox/PDI/09-lideranca-mentoria-codereview/atividade-1/7-apresentacao/pdi-lideranca-mentoria-codereview-a1.docx
+++ b/_inbox/PDI/09-lideranca-mentoria-codereview/atividade-1/7-apresentacao/pdi-lideranca-mentoria-codereview-a1.docx
@@ -24,7 +24,7 @@
           <w:b/>
           <w:sz w:val="46"/>
         </w:rPr>
-        <w:t>Code Review Efetivo: Checklist Objetivo, Cultura e Criterio de Barreira</w:t>
+        <w:t>Code Review Efetivo: Checklist Objetivo, Cultura e Critério de Barreira</w:t>
       </w:r>
     </w:p>
     <w:p>
@@ -36,7 +36,7 @@
           <w:color w:val="6B7A8A"/>
           <w:sz w:val="24"/>
         </w:rPr>
-        <w:t>Documento Tecnico de PDI</w:t>
+        <w:t>Documento Técnico de PDI</w:t>
       </w:r>
     </w:p>
     <w:p>
@@ -56,7 +56,7 @@
           <w:color w:val="495560"/>
           <w:sz w:val="22"/>
         </w:rPr>
-        <w:t>Unidade: FV Marketing / V4 Company - Automacao &amp; Infraestrutura</w:t>
+        <w:t>Unidade: FV Marketing / V4 Company - Automação &amp; Infraestrutura</w:t>
         <w:br/>
       </w:r>
       <w:r>
@@ -72,7 +72,7 @@
           <w:color w:val="495560"/>
           <w:sz w:val="22"/>
         </w:rPr>
-        <w:t>Area: Automacao &amp; Infraestrutura</w:t>
+        <w:t>Área: Automação &amp; Infraestrutura</w:t>
         <w:br/>
       </w:r>
       <w:r>
@@ -102,7 +102,7 @@
     </w:p>
     <w:p>
       <w:r>
-        <w:t>O review na FV e loteria: PR gigante passa sem leitura e PR pequeno trava em gosto pessoal. Sem regra escrita, cada revisor inventa o criterio e o merge vira negociacao.</w:t>
+        <w:t>O review na FV e loteria: PR gigante passa sem leitura e PR pequeno trava em gosto pessoal. Sem regra escrita, cada revisor inventa o critério e o merge vira negociação.</w:t>
       </w:r>
     </w:p>
     <w:p>
@@ -118,12 +118,12 @@
         <w:rPr>
           <w:color w:val="8B1E1E"/>
         </w:rPr>
-        <w:t>2. Diagnostico</w:t>
+        <w:t>2. Diagnóstico</w:t>
       </w:r>
     </w:p>
     <w:p>
       <w:r>
-        <w:t>Tempo mediano de primeira resposta de 26h, 38% dos PRs acima de 400 linhas, 17% de retrabalho em 7 dias e 1,8 comentario acionavel por PR. Causa raiz: ausencia de definicao escrita do que barra o merge.</w:t>
+        <w:t>Tempo mediano de primeira resposta de 26h, 38% dos PRs acima de 400 linhas, 17% de retrabalho em 7 dias e 1,8 comentário acionável por PR. Causa raiz: ausência de definição escrita do que barra o merge.</w:t>
       </w:r>
     </w:p>
     <w:tbl>
@@ -209,7 +209,7 @@
           </w:tcPr>
           <w:p>
             <w:r>
-              <w:t>Retrabalho pos merge</w:t>
+              <w:t>Retrabalho pós merge</w:t>
             </w:r>
           </w:p>
         </w:tc>
@@ -231,7 +231,7 @@
           </w:tcPr>
           <w:p>
             <w:r>
-              <w:t>Comentarios acionaveis/PR</w:t>
+              <w:t>Comentários acionaveis/PR</w:t>
             </w:r>
           </w:p>
         </w:tc>
@@ -255,12 +255,12 @@
         <w:rPr>
           <w:color w:val="8B1E1E"/>
         </w:rPr>
-        <w:t>3. Solucao</w:t>
+        <w:t>3. Solução</w:t>
       </w:r>
     </w:p>
     <w:p>
       <w:r>
-        <w:t>Politica de 7 barreiras objetivas, checklist de 6 blocos, SLA de 8h uteis (2h urgente), template de PR e CODEOWNERS com 2 approvals em area critica.</w:t>
+        <w:t>Política de 7 barreiras objetivas, checklist de 6 blocos, SLA de 8h úteis (2h urgente), template de PR e CODEOWNERS com 2 approvals em área crítica.</w:t>
       </w:r>
     </w:p>
     <w:p>
@@ -268,7 +268,7 @@
         <w:pStyle w:val="ListBullet"/>
       </w:pPr>
       <w:r>
-        <w:t>STD-01: barreiras, SLA, teto de PR, papeis e vereditos</w:t>
+        <w:t>STD-01: barreiras, SLA, teto de PR, papéis e vereditos</w:t>
       </w:r>
     </w:p>
     <w:p>
@@ -276,7 +276,7 @@
         <w:pStyle w:val="ListBullet"/>
       </w:pPr>
       <w:r>
-        <w:t>STD-02: etiqueta de comentario e rito de impasse</w:t>
+        <w:t>STD-02: etiqueta de comentário e rito de impasse</w:t>
       </w:r>
     </w:p>
     <w:p>
@@ -292,7 +292,7 @@
         <w:pStyle w:val="ListBullet"/>
       </w:pPr>
       <w:r>
-        <w:t>TPL descricao de PR com SLA</w:t>
+        <w:t>TPL descrição de PR com SLA</w:t>
       </w:r>
     </w:p>
     <w:p>
@@ -319,7 +319,7 @@
         <w:pStyle w:val="ListNumber"/>
       </w:pPr>
       <w:r>
-        <w:t>Revisor responde em 8h uteis (2h urgente)</w:t>
+        <w:t>Revisor responde em 8h úteis (2h urgente)</w:t>
       </w:r>
     </w:p>
     <w:p>
@@ -343,7 +343,7 @@
         <w:pStyle w:val="ListNumber"/>
       </w:pPr>
       <w:r>
-        <w:t>Merge com squash e metricas semanais</w:t>
+        <w:t>Merge com squash e métricas semanais</w:t>
       </w:r>
     </w:p>
     <w:p>
@@ -384,7 +384,7 @@
           </w:tcPr>
           <w:p>
             <w:r>
-              <w:t>Conteudo</w:t>
+              <w:t>Conteúdo</w:t>
             </w:r>
           </w:p>
         </w:tc>
@@ -406,7 +406,7 @@
           </w:tcPr>
           <w:p>
             <w:r>
-              <w:t>Barreiras, SLA, teto, papeis</w:t>
+              <w:t>Barreiras, SLA, teto, papéis</w:t>
             </w:r>
           </w:p>
         </w:tc>
@@ -428,7 +428,7 @@
           </w:tcPr>
           <w:p>
             <w:r>
-              <w:t>Comentarios e impasse</w:t>
+              <w:t>Comentários e impasse</w:t>
             </w:r>
           </w:p>
         </w:tc>
@@ -450,7 +450,7 @@
           </w:tcPr>
           <w:p>
             <w:r>
-              <w:t>Checklist copiavel</w:t>
+              <w:t>Checklist copiável</w:t>
             </w:r>
           </w:p>
         </w:tc>
@@ -486,7 +486,7 @@
         <w:rPr>
           <w:color w:val="8B1E1E"/>
         </w:rPr>
-        <w:t>6. Metricas de sucesso</w:t>
+        <w:t>6. Métricas de sucesso</w:t>
       </w:r>
     </w:p>
     <w:tbl>
@@ -507,7 +507,7 @@
           </w:tcPr>
           <w:p>
             <w:r>
-              <w:t>Metrica</w:t>
+              <w:t>Métrica</w:t>
             </w:r>
           </w:p>
         </w:tc>
@@ -603,7 +603,7 @@
           </w:tcPr>
           <w:p>
             <w:r>
-              <w:t>Retrabalho pos merge</w:t>
+              <w:t>Retrabalho pós merge</w:t>
             </w:r>
           </w:p>
         </w:tc>
@@ -635,7 +635,7 @@
           </w:tcPr>
           <w:p>
             <w:r>
-              <w:t>Comentarios acionaveis</w:t>
+              <w:t>Comentários acionáveis</w:t>
             </w:r>
           </w:p>
         </w:tc>
@@ -663,7 +663,7 @@
     </w:tbl>
     <w:p>
       <w:r>
-        <w:t>Metas marcadas como (meta) por serem projetadas, nao medidas. Revisao semanal pelo lider nos primeiros 2 meses.</w:t>
+        <w:t>Metas marcadas como (meta) por serem projetadas, não medidas. Revisão semanal pelo líder nos primeiros 2 meses.</w:t>
       </w:r>
     </w:p>
     <w:sectPr>
